--- a/docs/patent/Ayla-专利技术交底书.docx
+++ b/docs/patent/Ayla-专利技术交底书.docx
@@ -1762,7 +1762,19 @@
           <w:rFonts w:ascii="Calibri" w:hAnsi="Calibri" w:eastAsia="微软雅黑"/>
           <w:sz w:val="21"/>
         </w:rPr>
-        <w:t>效果：图片不出本机；无网络亦可完成文字提取；翻译仅传输文本，隐私与流量双优。</w:t>
+        <w:t>增强特征（本机识别结果的后处理）：对识别文本执行轻量规整——合并跨行断开的西文单词、合并同一段落内的软换行、将误识别的下划线归一为破折号、中英混排处不引入多余空格；规整策略保守（仅在上下文明确时改写），保证文本仍可编辑；</w:t>
+      </w:r>
+    </w:p>
+    <w:p>
+      <w:pPr>
+        <w:pStyle w:val="ListBullet"/>
+      </w:pPr>
+      <w:r>
+        <w:rPr>
+          <w:rFonts w:ascii="Calibri" w:hAnsi="Calibri" w:eastAsia="微软雅黑"/>
+          <w:sz w:val="21"/>
+        </w:rPr>
+        <w:t>效果：图片不出本机；无网络亦可完成文字提取；翻译仅传输文本，隐私与流量双优；识别文本经规整后可直接作为翻译输入与可编辑结果使用，避免断词与断行造成的译文质量损失。</w:t>
       </w:r>
     </w:p>
     <w:p>
